--- a/Documentacion/Registros/REGISTRO DE REQUISITOS.docx
+++ b/Documentacion/Registros/REGISTRO DE REQUISITOS.docx
@@ -209,17 +209,17 @@
     <w:tbl>
       <w:tblPr>
         <w:tblStyle w:val="TableGrid"/>
-        <w:tblW w:w="0" w:type="auto"/>
+        <w:tblW w:w="14425" w:type="dxa"/>
         <w:tblLayout w:type="fixed"/>
         <w:tblLook w:val="04A0" w:firstRow="1" w:lastRow="0" w:firstColumn="1" w:lastColumn="0" w:noHBand="0" w:noVBand="1"/>
       </w:tblPr>
       <w:tblGrid>
         <w:gridCol w:w="1242"/>
         <w:gridCol w:w="1418"/>
-        <w:gridCol w:w="4536"/>
-        <w:gridCol w:w="1276"/>
-        <w:gridCol w:w="3260"/>
-        <w:gridCol w:w="2693"/>
+        <w:gridCol w:w="4281"/>
+        <w:gridCol w:w="1559"/>
+        <w:gridCol w:w="3828"/>
+        <w:gridCol w:w="2097"/>
       </w:tblGrid>
       <w:tr>
         <w:tc>
@@ -280,7 +280,7 @@
         </w:tc>
         <w:tc>
           <w:tcPr>
-            <w:tcW w:w="4536" w:type="dxa"/>
+            <w:tcW w:w="4281" w:type="dxa"/>
             <w:shd w:val="clear" w:color="auto" w:fill="D9D9D9" w:themeFill="background1" w:themeFillShade="D9"/>
             <w:vAlign w:val="center"/>
           </w:tcPr>
@@ -308,7 +308,7 @@
         </w:tc>
         <w:tc>
           <w:tcPr>
-            <w:tcW w:w="1276" w:type="dxa"/>
+            <w:tcW w:w="1559" w:type="dxa"/>
             <w:shd w:val="clear" w:color="auto" w:fill="D9D9D9" w:themeFill="background1" w:themeFillShade="D9"/>
             <w:vAlign w:val="center"/>
           </w:tcPr>
@@ -336,7 +336,7 @@
         </w:tc>
         <w:tc>
           <w:tcPr>
-            <w:tcW w:w="3260" w:type="dxa"/>
+            <w:tcW w:w="3828" w:type="dxa"/>
             <w:shd w:val="clear" w:color="auto" w:fill="D9D9D9" w:themeFill="background1" w:themeFillShade="D9"/>
             <w:vAlign w:val="center"/>
           </w:tcPr>
@@ -364,7 +364,7 @@
         </w:tc>
         <w:tc>
           <w:tcPr>
-            <w:tcW w:w="2693" w:type="dxa"/>
+            <w:tcW w:w="2097" w:type="dxa"/>
             <w:shd w:val="clear" w:color="auto" w:fill="D9D9D9" w:themeFill="background1" w:themeFillShade="D9"/>
             <w:vAlign w:val="center"/>
           </w:tcPr>
@@ -445,7 +445,7 @@
         </w:tc>
         <w:tc>
           <w:tcPr>
-            <w:tcW w:w="4536" w:type="dxa"/>
+            <w:tcW w:w="4281" w:type="dxa"/>
           </w:tcPr>
           <w:p>
             <w:pPr>
@@ -532,7 +532,7 @@
         </w:tc>
         <w:tc>
           <w:tcPr>
-            <w:tcW w:w="1276" w:type="dxa"/>
+            <w:tcW w:w="1559" w:type="dxa"/>
           </w:tcPr>
           <w:p>
             <w:pPr>
@@ -557,7 +557,7 @@
         </w:tc>
         <w:tc>
           <w:tcPr>
-            <w:tcW w:w="3260" w:type="dxa"/>
+            <w:tcW w:w="3828" w:type="dxa"/>
           </w:tcPr>
           <w:p>
             <w:pPr>
@@ -602,7 +602,7 @@
         </w:tc>
         <w:tc>
           <w:tcPr>
-            <w:tcW w:w="2693" w:type="dxa"/>
+            <w:tcW w:w="2097" w:type="dxa"/>
           </w:tcPr>
           <w:p>
             <w:pPr>
@@ -680,7 +680,7 @@
         </w:tc>
         <w:tc>
           <w:tcPr>
-            <w:tcW w:w="4536" w:type="dxa"/>
+            <w:tcW w:w="4281" w:type="dxa"/>
           </w:tcPr>
           <w:p>
             <w:pPr>
@@ -703,7 +703,7 @@
         </w:tc>
         <w:tc>
           <w:tcPr>
-            <w:tcW w:w="1276" w:type="dxa"/>
+            <w:tcW w:w="1559" w:type="dxa"/>
           </w:tcPr>
           <w:p>
             <w:pPr>
@@ -728,7 +728,7 @@
         </w:tc>
         <w:tc>
           <w:tcPr>
-            <w:tcW w:w="3260" w:type="dxa"/>
+            <w:tcW w:w="3828" w:type="dxa"/>
           </w:tcPr>
           <w:p>
             <w:pPr>
@@ -773,7 +773,7 @@
         </w:tc>
         <w:tc>
           <w:tcPr>
-            <w:tcW w:w="2693" w:type="dxa"/>
+            <w:tcW w:w="2097" w:type="dxa"/>
           </w:tcPr>
           <w:p>
             <w:pPr>
@@ -851,7 +851,7 @@
         </w:tc>
         <w:tc>
           <w:tcPr>
-            <w:tcW w:w="4536" w:type="dxa"/>
+            <w:tcW w:w="4281" w:type="dxa"/>
           </w:tcPr>
           <w:p>
             <w:pPr>
@@ -874,7 +874,7 @@
         </w:tc>
         <w:tc>
           <w:tcPr>
-            <w:tcW w:w="1276" w:type="dxa"/>
+            <w:tcW w:w="1559" w:type="dxa"/>
           </w:tcPr>
           <w:p>
             <w:pPr>
@@ -899,7 +899,7 @@
         </w:tc>
         <w:tc>
           <w:tcPr>
-            <w:tcW w:w="3260" w:type="dxa"/>
+            <w:tcW w:w="3828" w:type="dxa"/>
           </w:tcPr>
           <w:p>
             <w:pPr>
@@ -948,7 +948,7 @@
         </w:tc>
         <w:tc>
           <w:tcPr>
-            <w:tcW w:w="2693" w:type="dxa"/>
+            <w:tcW w:w="2097" w:type="dxa"/>
           </w:tcPr>
           <w:p>
             <w:pPr>
@@ -1026,7 +1026,7 @@
         </w:tc>
         <w:tc>
           <w:tcPr>
-            <w:tcW w:w="4536" w:type="dxa"/>
+            <w:tcW w:w="4281" w:type="dxa"/>
           </w:tcPr>
           <w:p>
             <w:pPr>
@@ -1049,7 +1049,7 @@
         </w:tc>
         <w:tc>
           <w:tcPr>
-            <w:tcW w:w="1276" w:type="dxa"/>
+            <w:tcW w:w="1559" w:type="dxa"/>
           </w:tcPr>
           <w:p>
             <w:pPr>
@@ -1074,7 +1074,7 @@
         </w:tc>
         <w:tc>
           <w:tcPr>
-            <w:tcW w:w="3260" w:type="dxa"/>
+            <w:tcW w:w="3828" w:type="dxa"/>
           </w:tcPr>
           <w:p>
             <w:pPr>
@@ -1099,7 +1099,7 @@
         </w:tc>
         <w:tc>
           <w:tcPr>
-            <w:tcW w:w="2693" w:type="dxa"/>
+            <w:tcW w:w="2097" w:type="dxa"/>
           </w:tcPr>
           <w:p>
             <w:pPr>
@@ -1177,7 +1177,7 @@
         </w:tc>
         <w:tc>
           <w:tcPr>
-            <w:tcW w:w="4536" w:type="dxa"/>
+            <w:tcW w:w="4281" w:type="dxa"/>
           </w:tcPr>
           <w:p>
             <w:pPr>
@@ -1200,7 +1200,7 @@
         </w:tc>
         <w:tc>
           <w:tcPr>
-            <w:tcW w:w="1276" w:type="dxa"/>
+            <w:tcW w:w="1559" w:type="dxa"/>
           </w:tcPr>
           <w:p>
             <w:pPr>
@@ -1225,7 +1225,7 @@
         </w:tc>
         <w:tc>
           <w:tcPr>
-            <w:tcW w:w="3260" w:type="dxa"/>
+            <w:tcW w:w="3828" w:type="dxa"/>
           </w:tcPr>
           <w:p>
             <w:pPr>
@@ -1257,17 +1257,6 @@
                 <w:szCs w:val="20"/>
               </w:rPr>
             </w:pPr>
-          </w:p>
-          <w:p>
-            <w:pPr>
-              <w:spacing w:before="120" w:after="120"/>
-              <w:rPr>
-                <w:rFonts w:ascii="Tahoma" w:hAnsi="Tahoma" w:cs="Tahoma"/>
-                <w:bCs/>
-                <w:sz w:val="20"/>
-                <w:szCs w:val="20"/>
-              </w:rPr>
-            </w:pPr>
             <w:r>
               <w:rPr>
                 <w:rFonts w:ascii="Tahoma" w:hAnsi="Tahoma" w:cs="Tahoma"/>
@@ -1290,7 +1279,7 @@
         </w:tc>
         <w:tc>
           <w:tcPr>
-            <w:tcW w:w="2693" w:type="dxa"/>
+            <w:tcW w:w="2097" w:type="dxa"/>
           </w:tcPr>
           <w:p>
             <w:pPr>
@@ -1368,7 +1357,7 @@
         </w:tc>
         <w:tc>
           <w:tcPr>
-            <w:tcW w:w="4536" w:type="dxa"/>
+            <w:tcW w:w="4281" w:type="dxa"/>
           </w:tcPr>
           <w:p>
             <w:pPr>
@@ -1399,7 +1388,7 @@
         </w:tc>
         <w:tc>
           <w:tcPr>
-            <w:tcW w:w="1276" w:type="dxa"/>
+            <w:tcW w:w="1559" w:type="dxa"/>
           </w:tcPr>
           <w:p>
             <w:pPr>
@@ -1424,7 +1413,7 @@
         </w:tc>
         <w:tc>
           <w:tcPr>
-            <w:tcW w:w="3260" w:type="dxa"/>
+            <w:tcW w:w="3828" w:type="dxa"/>
           </w:tcPr>
           <w:p>
             <w:pPr>
@@ -1465,17 +1454,6 @@
                 <w:szCs w:val="20"/>
               </w:rPr>
             </w:pPr>
-          </w:p>
-          <w:p>
-            <w:pPr>
-              <w:spacing w:before="120" w:after="120"/>
-              <w:rPr>
-                <w:rFonts w:ascii="Tahoma" w:hAnsi="Tahoma" w:cs="Tahoma"/>
-                <w:bCs/>
-                <w:sz w:val="20"/>
-                <w:szCs w:val="20"/>
-              </w:rPr>
-            </w:pPr>
             <w:r>
               <w:rPr>
                 <w:rFonts w:ascii="Tahoma" w:hAnsi="Tahoma" w:cs="Tahoma"/>
@@ -1498,7 +1476,7 @@
         </w:tc>
         <w:tc>
           <w:tcPr>
-            <w:tcW w:w="2693" w:type="dxa"/>
+            <w:tcW w:w="2097" w:type="dxa"/>
           </w:tcPr>
           <w:p>
             <w:pPr>
@@ -1576,7 +1554,7 @@
         </w:tc>
         <w:tc>
           <w:tcPr>
-            <w:tcW w:w="4536" w:type="dxa"/>
+            <w:tcW w:w="4281" w:type="dxa"/>
           </w:tcPr>
           <w:p>
             <w:pPr>
@@ -1607,7 +1585,7 @@
         </w:tc>
         <w:tc>
           <w:tcPr>
-            <w:tcW w:w="1276" w:type="dxa"/>
+            <w:tcW w:w="1559" w:type="dxa"/>
           </w:tcPr>
           <w:p>
             <w:pPr>
@@ -1632,7 +1610,7 @@
         </w:tc>
         <w:tc>
           <w:tcPr>
-            <w:tcW w:w="3260" w:type="dxa"/>
+            <w:tcW w:w="3828" w:type="dxa"/>
           </w:tcPr>
           <w:p>
             <w:pPr>
@@ -1673,17 +1651,6 @@
                 <w:szCs w:val="20"/>
               </w:rPr>
             </w:pPr>
-          </w:p>
-          <w:p>
-            <w:pPr>
-              <w:spacing w:before="120" w:after="120"/>
-              <w:rPr>
-                <w:rFonts w:ascii="Tahoma" w:hAnsi="Tahoma" w:cs="Tahoma"/>
-                <w:bCs/>
-                <w:sz w:val="20"/>
-                <w:szCs w:val="20"/>
-              </w:rPr>
-            </w:pPr>
             <w:r>
               <w:rPr>
                 <w:rFonts w:ascii="Tahoma" w:hAnsi="Tahoma" w:cs="Tahoma"/>
@@ -1706,7 +1673,7 @@
         </w:tc>
         <w:tc>
           <w:tcPr>
-            <w:tcW w:w="2693" w:type="dxa"/>
+            <w:tcW w:w="2097" w:type="dxa"/>
           </w:tcPr>
           <w:p>
             <w:pPr>
@@ -1784,7 +1751,7 @@
         </w:tc>
         <w:tc>
           <w:tcPr>
-            <w:tcW w:w="4536" w:type="dxa"/>
+            <w:tcW w:w="4281" w:type="dxa"/>
           </w:tcPr>
           <w:p>
             <w:pPr>
@@ -1815,7 +1782,7 @@
         </w:tc>
         <w:tc>
           <w:tcPr>
-            <w:tcW w:w="1276" w:type="dxa"/>
+            <w:tcW w:w="1559" w:type="dxa"/>
           </w:tcPr>
           <w:p>
             <w:pPr>
@@ -1840,7 +1807,7 @@
         </w:tc>
         <w:tc>
           <w:tcPr>
-            <w:tcW w:w="3260" w:type="dxa"/>
+            <w:tcW w:w="3828" w:type="dxa"/>
           </w:tcPr>
           <w:p>
             <w:pPr>
@@ -1865,7 +1832,7 @@
         </w:tc>
         <w:tc>
           <w:tcPr>
-            <w:tcW w:w="2693" w:type="dxa"/>
+            <w:tcW w:w="2097" w:type="dxa"/>
           </w:tcPr>
           <w:p>
             <w:pPr>
@@ -1943,7 +1910,7 @@
         </w:tc>
         <w:tc>
           <w:tcPr>
-            <w:tcW w:w="4536" w:type="dxa"/>
+            <w:tcW w:w="4281" w:type="dxa"/>
           </w:tcPr>
           <w:p>
             <w:pPr>
@@ -1974,7 +1941,7 @@
         </w:tc>
         <w:tc>
           <w:tcPr>
-            <w:tcW w:w="1276" w:type="dxa"/>
+            <w:tcW w:w="1559" w:type="dxa"/>
           </w:tcPr>
           <w:p>
             <w:pPr>
@@ -1999,7 +1966,7 @@
         </w:tc>
         <w:tc>
           <w:tcPr>
-            <w:tcW w:w="3260" w:type="dxa"/>
+            <w:tcW w:w="3828" w:type="dxa"/>
           </w:tcPr>
           <w:p>
             <w:pPr>
@@ -2066,7 +2033,7 @@
         </w:tc>
         <w:tc>
           <w:tcPr>
-            <w:tcW w:w="2693" w:type="dxa"/>
+            <w:tcW w:w="2097" w:type="dxa"/>
           </w:tcPr>
           <w:p>
             <w:pPr>
@@ -2144,7 +2111,7 @@
         </w:tc>
         <w:tc>
           <w:tcPr>
-            <w:tcW w:w="4536" w:type="dxa"/>
+            <w:tcW w:w="4281" w:type="dxa"/>
           </w:tcPr>
           <w:p>
             <w:pPr>
@@ -2167,7 +2134,7 @@
         </w:tc>
         <w:tc>
           <w:tcPr>
-            <w:tcW w:w="1276" w:type="dxa"/>
+            <w:tcW w:w="1559" w:type="dxa"/>
           </w:tcPr>
           <w:p>
             <w:pPr>
@@ -2192,7 +2159,7 @@
         </w:tc>
         <w:tc>
           <w:tcPr>
-            <w:tcW w:w="3260" w:type="dxa"/>
+            <w:tcW w:w="3828" w:type="dxa"/>
           </w:tcPr>
           <w:p>
             <w:pPr>
@@ -2237,7 +2204,7 @@
         </w:tc>
         <w:tc>
           <w:tcPr>
-            <w:tcW w:w="2693" w:type="dxa"/>
+            <w:tcW w:w="2097" w:type="dxa"/>
           </w:tcPr>
           <w:p>
             <w:pPr>
@@ -2315,7 +2282,7 @@
         </w:tc>
         <w:tc>
           <w:tcPr>
-            <w:tcW w:w="4536" w:type="dxa"/>
+            <w:tcW w:w="4281" w:type="dxa"/>
           </w:tcPr>
           <w:p>
             <w:pPr>
@@ -2338,7 +2305,7 @@
         </w:tc>
         <w:tc>
           <w:tcPr>
-            <w:tcW w:w="1276" w:type="dxa"/>
+            <w:tcW w:w="1559" w:type="dxa"/>
           </w:tcPr>
           <w:p>
             <w:pPr>
@@ -2363,7 +2330,7 @@
         </w:tc>
         <w:tc>
           <w:tcPr>
-            <w:tcW w:w="3260" w:type="dxa"/>
+            <w:tcW w:w="3828" w:type="dxa"/>
           </w:tcPr>
           <w:p>
             <w:pPr>
@@ -2428,7 +2395,7 @@
         </w:tc>
         <w:tc>
           <w:tcPr>
-            <w:tcW w:w="2693" w:type="dxa"/>
+            <w:tcW w:w="2097" w:type="dxa"/>
           </w:tcPr>
           <w:p>
             <w:pPr>
@@ -2515,7 +2482,7 @@
         </w:tc>
         <w:tc>
           <w:tcPr>
-            <w:tcW w:w="4536" w:type="dxa"/>
+            <w:tcW w:w="4281" w:type="dxa"/>
           </w:tcPr>
           <w:p>
             <w:pPr>
@@ -2538,7 +2505,7 @@
         </w:tc>
         <w:tc>
           <w:tcPr>
-            <w:tcW w:w="1276" w:type="dxa"/>
+            <w:tcW w:w="1559" w:type="dxa"/>
           </w:tcPr>
           <w:p>
             <w:pPr>
@@ -2563,7 +2530,7 @@
         </w:tc>
         <w:tc>
           <w:tcPr>
-            <w:tcW w:w="3260" w:type="dxa"/>
+            <w:tcW w:w="3828" w:type="dxa"/>
           </w:tcPr>
           <w:p>
             <w:pPr>
@@ -2588,7 +2555,7 @@
         </w:tc>
         <w:tc>
           <w:tcPr>
-            <w:tcW w:w="2693" w:type="dxa"/>
+            <w:tcW w:w="2097" w:type="dxa"/>
           </w:tcPr>
           <w:p>
             <w:pPr>
@@ -2675,7 +2642,7 @@
         </w:tc>
         <w:tc>
           <w:tcPr>
-            <w:tcW w:w="4536" w:type="dxa"/>
+            <w:tcW w:w="4281" w:type="dxa"/>
           </w:tcPr>
           <w:p>
             <w:pPr>
@@ -2714,34 +2681,30 @@
         </w:tc>
         <w:tc>
           <w:tcPr>
-            <w:tcW w:w="1276" w:type="dxa"/>
-          </w:tcPr>
-          <w:p>
-            <w:pPr>
-              <w:spacing w:before="120" w:after="120"/>
-              <w:rPr>
-                <w:rFonts w:ascii="Tahoma" w:hAnsi="Tahoma" w:cs="Tahoma"/>
-                <w:bCs/>
-                <w:sz w:val="20"/>
-                <w:szCs w:val="20"/>
-              </w:rPr>
-            </w:pPr>
-            <w:proofErr w:type="spellStart"/>
-            <w:r>
-              <w:rPr>
-                <w:rFonts w:ascii="Tahoma" w:hAnsi="Tahoma" w:cs="Tahoma"/>
-                <w:bCs/>
-                <w:sz w:val="20"/>
-                <w:szCs w:val="20"/>
-              </w:rPr>
-              <w:t>Could</w:t>
-            </w:r>
-            <w:proofErr w:type="spellEnd"/>
-          </w:p>
-        </w:tc>
-        <w:tc>
-          <w:tcPr>
-            <w:tcW w:w="3260" w:type="dxa"/>
+            <w:tcW w:w="1559" w:type="dxa"/>
+          </w:tcPr>
+          <w:p>
+            <w:pPr>
+              <w:spacing w:before="120"/>
+              <w:rPr>
+                <w:rFonts w:ascii="Tahoma" w:hAnsi="Tahoma" w:cs="Tahoma"/>
+                <w:sz w:val="20"/>
+                <w:szCs w:val="20"/>
+              </w:rPr>
+            </w:pPr>
+            <w:r>
+              <w:rPr>
+                <w:rFonts w:ascii="Tahoma" w:hAnsi="Tahoma" w:cs="Tahoma"/>
+                <w:sz w:val="20"/>
+                <w:szCs w:val="20"/>
+              </w:rPr>
+              <w:t>Must</w:t>
+            </w:r>
+          </w:p>
+        </w:tc>
+        <w:tc>
+          <w:tcPr>
+            <w:tcW w:w="3828" w:type="dxa"/>
           </w:tcPr>
           <w:p>
             <w:pPr>
@@ -2793,7 +2756,7 @@
         </w:tc>
         <w:tc>
           <w:tcPr>
-            <w:tcW w:w="2693" w:type="dxa"/>
+            <w:tcW w:w="2097" w:type="dxa"/>
           </w:tcPr>
           <w:p>
             <w:pPr>
@@ -2871,7 +2834,7 @@
         </w:tc>
         <w:tc>
           <w:tcPr>
-            <w:tcW w:w="4536" w:type="dxa"/>
+            <w:tcW w:w="4281" w:type="dxa"/>
           </w:tcPr>
           <w:p>
             <w:pPr>
@@ -2894,7 +2857,7 @@
         </w:tc>
         <w:tc>
           <w:tcPr>
-            <w:tcW w:w="1276" w:type="dxa"/>
+            <w:tcW w:w="1559" w:type="dxa"/>
           </w:tcPr>
           <w:p>
             <w:pPr>
@@ -2919,7 +2882,7 @@
         </w:tc>
         <w:tc>
           <w:tcPr>
-            <w:tcW w:w="3260" w:type="dxa"/>
+            <w:tcW w:w="3828" w:type="dxa"/>
           </w:tcPr>
           <w:p>
             <w:pPr>
@@ -2975,7 +2938,7 @@
         </w:tc>
         <w:tc>
           <w:tcPr>
-            <w:tcW w:w="2693" w:type="dxa"/>
+            <w:tcW w:w="2097" w:type="dxa"/>
           </w:tcPr>
           <w:p>
             <w:pPr>
@@ -3062,7 +3025,7 @@
         </w:tc>
         <w:tc>
           <w:tcPr>
-            <w:tcW w:w="4536" w:type="dxa"/>
+            <w:tcW w:w="4281" w:type="dxa"/>
           </w:tcPr>
           <w:p>
             <w:pPr>
@@ -3127,7 +3090,7 @@
         </w:tc>
         <w:tc>
           <w:tcPr>
-            <w:tcW w:w="1276" w:type="dxa"/>
+            <w:tcW w:w="1559" w:type="dxa"/>
           </w:tcPr>
           <w:p>
             <w:pPr>
@@ -3152,7 +3115,7 @@
         </w:tc>
         <w:tc>
           <w:tcPr>
-            <w:tcW w:w="3260" w:type="dxa"/>
+            <w:tcW w:w="3828" w:type="dxa"/>
           </w:tcPr>
           <w:p>
             <w:pPr>
@@ -3215,7 +3178,7 @@
         </w:tc>
         <w:tc>
           <w:tcPr>
-            <w:tcW w:w="2693" w:type="dxa"/>
+            <w:tcW w:w="2097" w:type="dxa"/>
           </w:tcPr>
           <w:p>
             <w:pPr>
@@ -3293,7 +3256,7 @@
         </w:tc>
         <w:tc>
           <w:tcPr>
-            <w:tcW w:w="4536" w:type="dxa"/>
+            <w:tcW w:w="4281" w:type="dxa"/>
           </w:tcPr>
           <w:p>
             <w:pPr>
@@ -3316,7 +3279,7 @@
         </w:tc>
         <w:tc>
           <w:tcPr>
-            <w:tcW w:w="1276" w:type="dxa"/>
+            <w:tcW w:w="1559" w:type="dxa"/>
           </w:tcPr>
           <w:p>
             <w:pPr>
@@ -3343,7 +3306,7 @@
         </w:tc>
         <w:tc>
           <w:tcPr>
-            <w:tcW w:w="3260" w:type="dxa"/>
+            <w:tcW w:w="3828" w:type="dxa"/>
           </w:tcPr>
           <w:p>
             <w:pPr>
@@ -3368,7 +3331,7 @@
         </w:tc>
         <w:tc>
           <w:tcPr>
-            <w:tcW w:w="2693" w:type="dxa"/>
+            <w:tcW w:w="2097" w:type="dxa"/>
           </w:tcPr>
           <w:p>
             <w:pPr>
@@ -3455,48 +3418,38 @@
         </w:tc>
         <w:tc>
           <w:tcPr>
-            <w:tcW w:w="4536" w:type="dxa"/>
-          </w:tcPr>
-          <w:p>
-            <w:pPr>
-              <w:spacing w:before="120" w:after="120"/>
-              <w:rPr>
-                <w:rFonts w:ascii="Tahoma" w:hAnsi="Tahoma" w:cs="Tahoma"/>
-                <w:sz w:val="20"/>
-                <w:szCs w:val="20"/>
-              </w:rPr>
-            </w:pPr>
-            <w:r>
-              <w:rPr>
-                <w:rFonts w:ascii="Tahoma" w:hAnsi="Tahoma" w:cs="Tahoma"/>
-                <w:sz w:val="20"/>
-                <w:szCs w:val="20"/>
-              </w:rPr>
-              <w:t xml:space="preserve">Como jugador, quiero que el juego mande mis </w:t>
-            </w:r>
-            <w:r>
-              <w:rPr>
-                <w:rFonts w:ascii="Tahoma" w:hAnsi="Tahoma" w:cs="Tahoma"/>
-                <w:sz w:val="20"/>
-                <w:szCs w:val="20"/>
-              </w:rPr>
-              <w:t xml:space="preserve">registre mis estadísticas de juego para compararme con el resto de </w:t>
-            </w:r>
-            <w:proofErr w:type="gramStart"/>
-            <w:r>
-              <w:rPr>
-                <w:rFonts w:ascii="Tahoma" w:hAnsi="Tahoma" w:cs="Tahoma"/>
-                <w:sz w:val="20"/>
-                <w:szCs w:val="20"/>
-              </w:rPr>
-              <w:t>jugadores</w:t>
-            </w:r>
-            <w:proofErr w:type="gramEnd"/>
-          </w:p>
-        </w:tc>
-        <w:tc>
-          <w:tcPr>
-            <w:tcW w:w="1276" w:type="dxa"/>
+            <w:tcW w:w="4281" w:type="dxa"/>
+          </w:tcPr>
+          <w:p>
+            <w:pPr>
+              <w:spacing w:before="120" w:after="120"/>
+              <w:rPr>
+                <w:rFonts w:ascii="Tahoma" w:hAnsi="Tahoma" w:cs="Tahoma"/>
+                <w:sz w:val="20"/>
+                <w:szCs w:val="20"/>
+              </w:rPr>
+            </w:pPr>
+            <w:r>
+              <w:rPr>
+                <w:rFonts w:ascii="Tahoma" w:hAnsi="Tahoma" w:cs="Tahoma"/>
+                <w:sz w:val="20"/>
+                <w:szCs w:val="20"/>
+              </w:rPr>
+              <w:t>Como jugador, quiero que el juego registre mis estadísticas de juego para compararme con el resto de jugadores</w:t>
+            </w:r>
+            <w:r>
+              <w:rPr>
+                <w:rFonts w:ascii="Tahoma" w:hAnsi="Tahoma" w:cs="Tahoma"/>
+                <w:sz w:val="20"/>
+                <w:szCs w:val="20"/>
+              </w:rPr>
+              <w:t>.</w:t>
+            </w:r>
+          </w:p>
+        </w:tc>
+        <w:tc>
+          <w:tcPr>
+            <w:tcW w:w="1559" w:type="dxa"/>
           </w:tcPr>
           <w:p>
             <w:pPr>
@@ -3521,7 +3474,7 @@
         </w:tc>
         <w:tc>
           <w:tcPr>
-            <w:tcW w:w="3260" w:type="dxa"/>
+            <w:tcW w:w="3828" w:type="dxa"/>
           </w:tcPr>
           <w:p>
             <w:pPr>
@@ -3622,7 +3575,7 @@
         </w:tc>
         <w:tc>
           <w:tcPr>
-            <w:tcW w:w="2693" w:type="dxa"/>
+            <w:tcW w:w="2097" w:type="dxa"/>
           </w:tcPr>
           <w:p>
             <w:pPr>
@@ -3709,7 +3662,7 @@
         </w:tc>
         <w:tc>
           <w:tcPr>
-            <w:tcW w:w="4536" w:type="dxa"/>
+            <w:tcW w:w="4281" w:type="dxa"/>
           </w:tcPr>
           <w:p>
             <w:pPr>
@@ -3732,7 +3685,7 @@
         </w:tc>
         <w:tc>
           <w:tcPr>
-            <w:tcW w:w="1276" w:type="dxa"/>
+            <w:tcW w:w="1559" w:type="dxa"/>
           </w:tcPr>
           <w:p>
             <w:pPr>
@@ -3757,26 +3710,55 @@
         </w:tc>
         <w:tc>
           <w:tcPr>
-            <w:tcW w:w="3260" w:type="dxa"/>
-          </w:tcPr>
-          <w:p>
-            <w:pPr>
-              <w:spacing w:before="120" w:after="120"/>
-              <w:rPr>
-                <w:rFonts w:ascii="Tahoma" w:hAnsi="Tahoma" w:cs="Tahoma"/>
-                <w:bCs/>
-                <w:sz w:val="20"/>
-                <w:szCs w:val="20"/>
-              </w:rPr>
-            </w:pPr>
-            <w:r>
-              <w:rPr>
-                <w:rFonts w:ascii="Tahoma" w:hAnsi="Tahoma" w:cs="Tahoma"/>
-                <w:bCs/>
-                <w:sz w:val="20"/>
-                <w:szCs w:val="20"/>
-              </w:rPr>
-              <w:t xml:space="preserve">El HUD muestra los corazones cristalizados en la esquina superior izquierda y el selector cromático con el poder activo iluminado. </w:t>
+            <w:tcW w:w="3828" w:type="dxa"/>
+          </w:tcPr>
+          <w:p>
+            <w:pPr>
+              <w:spacing w:before="120" w:after="120"/>
+              <w:rPr>
+                <w:rFonts w:ascii="Tahoma" w:hAnsi="Tahoma" w:cs="Tahoma"/>
+                <w:bCs/>
+                <w:sz w:val="20"/>
+                <w:szCs w:val="20"/>
+              </w:rPr>
+            </w:pPr>
+            <w:r>
+              <w:rPr>
+                <w:rFonts w:ascii="Tahoma" w:hAnsi="Tahoma" w:cs="Tahoma"/>
+                <w:bCs/>
+                <w:sz w:val="20"/>
+                <w:szCs w:val="20"/>
+              </w:rPr>
+              <w:t xml:space="preserve">El HUD muestra los corazones cristalizados en la esquina superior izquierda y el selector cromático con el poder </w:t>
+            </w:r>
+            <w:proofErr w:type="spellStart"/>
+            <w:r>
+              <w:rPr>
+                <w:rFonts w:ascii="Tahoma" w:hAnsi="Tahoma" w:cs="Tahoma"/>
+                <w:bCs/>
+                <w:sz w:val="20"/>
+                <w:szCs w:val="20"/>
+              </w:rPr>
+              <w:t>í</w:t>
+            </w:r>
+            <w:r>
+              <w:rPr>
+                <w:rFonts w:ascii="Tahoma" w:hAnsi="Tahoma" w:cs="Tahoma"/>
+                <w:bCs/>
+                <w:sz w:val="20"/>
+                <w:szCs w:val="20"/>
+              </w:rPr>
+              <w:t>activo</w:t>
+            </w:r>
+            <w:proofErr w:type="spellEnd"/>
+            <w:r>
+              <w:rPr>
+                <w:rFonts w:ascii="Tahoma" w:hAnsi="Tahoma" w:cs="Tahoma"/>
+                <w:bCs/>
+                <w:sz w:val="20"/>
+                <w:szCs w:val="20"/>
+              </w:rPr>
+              <w:t xml:space="preserve"> iluminado. </w:t>
             </w:r>
           </w:p>
           <w:p>
@@ -3802,7 +3784,7 @@
         </w:tc>
         <w:tc>
           <w:tcPr>
-            <w:tcW w:w="2693" w:type="dxa"/>
+            <w:tcW w:w="2097" w:type="dxa"/>
           </w:tcPr>
           <w:p>
             <w:pPr>
@@ -3889,7 +3871,7 @@
         </w:tc>
         <w:tc>
           <w:tcPr>
-            <w:tcW w:w="4536" w:type="dxa"/>
+            <w:tcW w:w="4281" w:type="dxa"/>
           </w:tcPr>
           <w:p>
             <w:pPr>
@@ -3912,7 +3894,7 @@
         </w:tc>
         <w:tc>
           <w:tcPr>
-            <w:tcW w:w="1276" w:type="dxa"/>
+            <w:tcW w:w="1559" w:type="dxa"/>
           </w:tcPr>
           <w:p>
             <w:pPr>
@@ -3937,7 +3919,7 @@
         </w:tc>
         <w:tc>
           <w:tcPr>
-            <w:tcW w:w="3260" w:type="dxa"/>
+            <w:tcW w:w="3828" w:type="dxa"/>
           </w:tcPr>
           <w:p>
             <w:pPr>
@@ -3982,7 +3964,7 @@
         </w:tc>
         <w:tc>
           <w:tcPr>
-            <w:tcW w:w="2693" w:type="dxa"/>
+            <w:tcW w:w="2097" w:type="dxa"/>
           </w:tcPr>
           <w:p>
             <w:pPr>
@@ -4069,7 +4051,7 @@
         </w:tc>
         <w:tc>
           <w:tcPr>
-            <w:tcW w:w="4536" w:type="dxa"/>
+            <w:tcW w:w="4281" w:type="dxa"/>
           </w:tcPr>
           <w:p>
             <w:pPr>
@@ -4092,7 +4074,7 @@
         </w:tc>
         <w:tc>
           <w:tcPr>
-            <w:tcW w:w="1276" w:type="dxa"/>
+            <w:tcW w:w="1559" w:type="dxa"/>
           </w:tcPr>
           <w:p>
             <w:pPr>
@@ -4117,7 +4099,7 @@
         </w:tc>
         <w:tc>
           <w:tcPr>
-            <w:tcW w:w="3260" w:type="dxa"/>
+            <w:tcW w:w="3828" w:type="dxa"/>
           </w:tcPr>
           <w:p>
             <w:pPr>
@@ -4162,7 +4144,7 @@
         </w:tc>
         <w:tc>
           <w:tcPr>
-            <w:tcW w:w="2693" w:type="dxa"/>
+            <w:tcW w:w="2097" w:type="dxa"/>
           </w:tcPr>
           <w:p>
             <w:pPr>
@@ -4249,7 +4231,7 @@
         </w:tc>
         <w:tc>
           <w:tcPr>
-            <w:tcW w:w="4536" w:type="dxa"/>
+            <w:tcW w:w="4281" w:type="dxa"/>
           </w:tcPr>
           <w:p>
             <w:pPr>
@@ -4272,7 +4254,7 @@
         </w:tc>
         <w:tc>
           <w:tcPr>
-            <w:tcW w:w="1276" w:type="dxa"/>
+            <w:tcW w:w="1559" w:type="dxa"/>
           </w:tcPr>
           <w:p>
             <w:pPr>
@@ -4299,7 +4281,7 @@
         </w:tc>
         <w:tc>
           <w:tcPr>
-            <w:tcW w:w="3260" w:type="dxa"/>
+            <w:tcW w:w="3828" w:type="dxa"/>
           </w:tcPr>
           <w:p>
             <w:pPr>
@@ -4344,7 +4326,7 @@
         </w:tc>
         <w:tc>
           <w:tcPr>
-            <w:tcW w:w="2693" w:type="dxa"/>
+            <w:tcW w:w="2097" w:type="dxa"/>
           </w:tcPr>
           <w:p>
             <w:pPr>
@@ -4440,7 +4422,7 @@
         </w:tc>
         <w:tc>
           <w:tcPr>
-            <w:tcW w:w="4536" w:type="dxa"/>
+            <w:tcW w:w="4281" w:type="dxa"/>
           </w:tcPr>
           <w:p>
             <w:pPr>
@@ -4463,7 +4445,7 @@
         </w:tc>
         <w:tc>
           <w:tcPr>
-            <w:tcW w:w="1276" w:type="dxa"/>
+            <w:tcW w:w="1559" w:type="dxa"/>
           </w:tcPr>
           <w:p>
             <w:pPr>
@@ -4490,7 +4472,7 @@
         </w:tc>
         <w:tc>
           <w:tcPr>
-            <w:tcW w:w="3260" w:type="dxa"/>
+            <w:tcW w:w="3828" w:type="dxa"/>
           </w:tcPr>
           <w:p>
             <w:pPr>
@@ -4555,7 +4537,7 @@
         </w:tc>
         <w:tc>
           <w:tcPr>
-            <w:tcW w:w="2693" w:type="dxa"/>
+            <w:tcW w:w="2097" w:type="dxa"/>
           </w:tcPr>
           <w:p>
             <w:pPr>
@@ -4642,7 +4624,7 @@
         </w:tc>
         <w:tc>
           <w:tcPr>
-            <w:tcW w:w="4536" w:type="dxa"/>
+            <w:tcW w:w="4281" w:type="dxa"/>
           </w:tcPr>
           <w:p>
             <w:pPr>
@@ -4681,7 +4663,7 @@
         </w:tc>
         <w:tc>
           <w:tcPr>
-            <w:tcW w:w="1276" w:type="dxa"/>
+            <w:tcW w:w="1559" w:type="dxa"/>
           </w:tcPr>
           <w:p>
             <w:pPr>
@@ -4706,7 +4688,7 @@
         </w:tc>
         <w:tc>
           <w:tcPr>
-            <w:tcW w:w="3260" w:type="dxa"/>
+            <w:tcW w:w="3828" w:type="dxa"/>
           </w:tcPr>
           <w:p>
             <w:pPr>
@@ -4731,7 +4713,7 @@
         </w:tc>
         <w:tc>
           <w:tcPr>
-            <w:tcW w:w="2693" w:type="dxa"/>
+            <w:tcW w:w="2097" w:type="dxa"/>
           </w:tcPr>
           <w:p>
             <w:pPr>
@@ -4818,7 +4800,7 @@
         </w:tc>
         <w:tc>
           <w:tcPr>
-            <w:tcW w:w="4536" w:type="dxa"/>
+            <w:tcW w:w="4281" w:type="dxa"/>
           </w:tcPr>
           <w:p>
             <w:pPr>
@@ -4841,7 +4823,7 @@
         </w:tc>
         <w:tc>
           <w:tcPr>
-            <w:tcW w:w="1276" w:type="dxa"/>
+            <w:tcW w:w="1559" w:type="dxa"/>
           </w:tcPr>
           <w:p>
             <w:pPr>
@@ -4868,7 +4850,7 @@
         </w:tc>
         <w:tc>
           <w:tcPr>
-            <w:tcW w:w="3260" w:type="dxa"/>
+            <w:tcW w:w="3828" w:type="dxa"/>
           </w:tcPr>
           <w:p>
             <w:pPr>
@@ -4913,7 +4895,7 @@
         </w:tc>
         <w:tc>
           <w:tcPr>
-            <w:tcW w:w="2693" w:type="dxa"/>
+            <w:tcW w:w="2097" w:type="dxa"/>
           </w:tcPr>
           <w:p>
             <w:pPr>
@@ -5000,7 +4982,7 @@
         </w:tc>
         <w:tc>
           <w:tcPr>
-            <w:tcW w:w="4536" w:type="dxa"/>
+            <w:tcW w:w="4281" w:type="dxa"/>
           </w:tcPr>
           <w:p>
             <w:pPr>
@@ -5031,7 +5013,7 @@
         </w:tc>
         <w:tc>
           <w:tcPr>
-            <w:tcW w:w="1276" w:type="dxa"/>
+            <w:tcW w:w="1559" w:type="dxa"/>
           </w:tcPr>
           <w:p>
             <w:pPr>
@@ -5058,7 +5040,7 @@
         </w:tc>
         <w:tc>
           <w:tcPr>
-            <w:tcW w:w="3260" w:type="dxa"/>
+            <w:tcW w:w="3828" w:type="dxa"/>
           </w:tcPr>
           <w:p>
             <w:pPr>
@@ -5103,7 +5085,7 @@
         </w:tc>
         <w:tc>
           <w:tcPr>
-            <w:tcW w:w="2693" w:type="dxa"/>
+            <w:tcW w:w="2097" w:type="dxa"/>
           </w:tcPr>
           <w:p>
             <w:pPr>
@@ -5190,7 +5172,7 @@
         </w:tc>
         <w:tc>
           <w:tcPr>
-            <w:tcW w:w="4536" w:type="dxa"/>
+            <w:tcW w:w="4281" w:type="dxa"/>
           </w:tcPr>
           <w:p>
             <w:pPr>
@@ -5221,7 +5203,7 @@
         </w:tc>
         <w:tc>
           <w:tcPr>
-            <w:tcW w:w="1276" w:type="dxa"/>
+            <w:tcW w:w="1559" w:type="dxa"/>
           </w:tcPr>
           <w:p>
             <w:pPr>
@@ -5248,7 +5230,7 @@
         </w:tc>
         <w:tc>
           <w:tcPr>
-            <w:tcW w:w="3260" w:type="dxa"/>
+            <w:tcW w:w="3828" w:type="dxa"/>
           </w:tcPr>
           <w:p>
             <w:pPr>
@@ -5331,7 +5313,7 @@
         </w:tc>
         <w:tc>
           <w:tcPr>
-            <w:tcW w:w="2693" w:type="dxa"/>
+            <w:tcW w:w="2097" w:type="dxa"/>
           </w:tcPr>
           <w:p>
             <w:pPr>
@@ -5418,7 +5400,7 @@
         </w:tc>
         <w:tc>
           <w:tcPr>
-            <w:tcW w:w="4536" w:type="dxa"/>
+            <w:tcW w:w="4281" w:type="dxa"/>
           </w:tcPr>
           <w:p>
             <w:pPr>
@@ -5441,7 +5423,7 @@
         </w:tc>
         <w:tc>
           <w:tcPr>
-            <w:tcW w:w="1276" w:type="dxa"/>
+            <w:tcW w:w="1559" w:type="dxa"/>
           </w:tcPr>
           <w:p>
             <w:pPr>
@@ -5468,7 +5450,7 @@
         </w:tc>
         <w:tc>
           <w:tcPr>
-            <w:tcW w:w="3260" w:type="dxa"/>
+            <w:tcW w:w="3828" w:type="dxa"/>
           </w:tcPr>
           <w:p>
             <w:pPr>
@@ -5502,7 +5484,7 @@
         </w:tc>
         <w:tc>
           <w:tcPr>
-            <w:tcW w:w="2693" w:type="dxa"/>
+            <w:tcW w:w="2097" w:type="dxa"/>
           </w:tcPr>
           <w:p>
             <w:pPr>
@@ -5589,7 +5571,7 @@
         </w:tc>
         <w:tc>
           <w:tcPr>
-            <w:tcW w:w="4536" w:type="dxa"/>
+            <w:tcW w:w="4281" w:type="dxa"/>
           </w:tcPr>
           <w:p>
             <w:pPr>
@@ -5612,7 +5594,7 @@
         </w:tc>
         <w:tc>
           <w:tcPr>
-            <w:tcW w:w="1276" w:type="dxa"/>
+            <w:tcW w:w="1559" w:type="dxa"/>
           </w:tcPr>
           <w:p>
             <w:pPr>
@@ -5639,7 +5621,7 @@
         </w:tc>
         <w:tc>
           <w:tcPr>
-            <w:tcW w:w="3260" w:type="dxa"/>
+            <w:tcW w:w="3828" w:type="dxa"/>
           </w:tcPr>
           <w:p>
             <w:pPr>
@@ -5704,7 +5686,7 @@
         </w:tc>
         <w:tc>
           <w:tcPr>
-            <w:tcW w:w="2693" w:type="dxa"/>
+            <w:tcW w:w="2097" w:type="dxa"/>
           </w:tcPr>
           <w:p>
             <w:pPr>
@@ -5791,7 +5773,7 @@
         </w:tc>
         <w:tc>
           <w:tcPr>
-            <w:tcW w:w="4536" w:type="dxa"/>
+            <w:tcW w:w="4281" w:type="dxa"/>
           </w:tcPr>
           <w:p>
             <w:pPr>
@@ -5814,7 +5796,7 @@
         </w:tc>
         <w:tc>
           <w:tcPr>
-            <w:tcW w:w="1276" w:type="dxa"/>
+            <w:tcW w:w="1559" w:type="dxa"/>
           </w:tcPr>
           <w:p>
             <w:pPr>
@@ -5841,7 +5823,7 @@
         </w:tc>
         <w:tc>
           <w:tcPr>
-            <w:tcW w:w="3260" w:type="dxa"/>
+            <w:tcW w:w="3828" w:type="dxa"/>
           </w:tcPr>
           <w:p>
             <w:pPr>
@@ -5886,7 +5868,7 @@
         </w:tc>
         <w:tc>
           <w:tcPr>
-            <w:tcW w:w="2693" w:type="dxa"/>
+            <w:tcW w:w="2097" w:type="dxa"/>
           </w:tcPr>
           <w:p>
             <w:pPr>
@@ -5973,7 +5955,7 @@
         </w:tc>
         <w:tc>
           <w:tcPr>
-            <w:tcW w:w="4536" w:type="dxa"/>
+            <w:tcW w:w="4281" w:type="dxa"/>
           </w:tcPr>
           <w:p>
             <w:pPr>
@@ -6012,7 +5994,7 @@
         </w:tc>
         <w:tc>
           <w:tcPr>
-            <w:tcW w:w="1276" w:type="dxa"/>
+            <w:tcW w:w="1559" w:type="dxa"/>
           </w:tcPr>
           <w:p>
             <w:pPr>
@@ -6037,7 +6019,7 @@
         </w:tc>
         <w:tc>
           <w:tcPr>
-            <w:tcW w:w="3260" w:type="dxa"/>
+            <w:tcW w:w="3828" w:type="dxa"/>
           </w:tcPr>
           <w:p>
             <w:pPr>
@@ -6111,7 +6093,7 @@
         </w:tc>
         <w:tc>
           <w:tcPr>
-            <w:tcW w:w="2693" w:type="dxa"/>
+            <w:tcW w:w="2097" w:type="dxa"/>
           </w:tcPr>
           <w:p>
             <w:pPr>
@@ -6148,8 +6130,8 @@
     </w:p>
     <w:p/>
     <w:sectPr>
-      <w:headerReference w:type="default" r:id="rId7"/>
-      <w:footerReference w:type="default" r:id="rId8"/>
+      <w:headerReference w:type="default" r:id="rId8"/>
+      <w:footerReference w:type="default" r:id="rId9"/>
       <w:pgSz w:w="16838" w:h="11906" w:orient="landscape"/>
       <w:pgMar w:top="1701" w:right="1417" w:bottom="1701" w:left="1417" w:header="708" w:footer="708" w:gutter="0"/>
       <w:cols w:space="708"/>
@@ -6479,40 +6461,50 @@
                     </wps:style>
                     <wps:txbx>
                       <w:txbxContent>
-                        <w:sdt>
-                          <w:sdtPr>
+                        <w:p>
+                          <w:pPr>
+                            <w:pStyle w:val="Header"/>
+                            <w:jc w:val="center"/>
                             <w:rPr>
                               <w:b/>
                               <w:kern w:val="0"/>
                               <w14:ligatures w14:val="none"/>
                             </w:rPr>
-                            <w:alias w:val="Título"/>
-                            <w:tag w:val=""/>
-                            <w:id w:val="1189017394"/>
-                            <w:dataBinding w:prefixMappings="xmlns:ns0='http://purl.org/dc/elements/1.1/' xmlns:ns1='http://schemas.openxmlformats.org/package/2006/metadata/core-properties' " w:xpath="/ns1:coreProperties[1]/ns0:title[1]" w:storeItemID="{6C3C8BC8-F283-45AE-878A-BAB7291924A1}"/>
-                            <w:text/>
-                          </w:sdtPr>
-                          <w:sdtContent>
-                            <w:p>
-                              <w:pPr>
-                                <w:pStyle w:val="Header"/>
-                                <w:jc w:val="center"/>
-                                <w:rPr>
-                                  <w:caps/>
-                                  <w:color w:val="FFFFFF" w:themeColor="background1"/>
-                                </w:rPr>
-                              </w:pPr>
+                          </w:pPr>
+                          <w:sdt>
+                            <w:sdtPr>
+                              <w:rPr>
+                                <w:b/>
+                                <w:kern w:val="0"/>
+                                <w14:ligatures w14:val="none"/>
+                              </w:rPr>
+                              <w:alias w:val="Título"/>
+                              <w:tag w:val=""/>
+                              <w:id w:val="1189017394"/>
+                              <w:dataBinding w:prefixMappings="xmlns:ns0='http://purl.org/dc/elements/1.1/' xmlns:ns1='http://schemas.openxmlformats.org/package/2006/metadata/core-properties' " w:xpath="/ns1:coreProperties[1]/ns0:title[1]" w:storeItemID="{6C3C8BC8-F283-45AE-878A-BAB7291924A1}"/>
+                              <w:text/>
+                            </w:sdtPr>
+                            <w:sdtEndPr/>
+                            <w:sdtContent>
                               <w:r>
                                 <w:rPr>
                                   <w:b/>
                                   <w:kern w:val="0"/>
                                   <w14:ligatures w14:val="none"/>
                                 </w:rPr>
-                                <w:t>LISTA DE HITOS</w:t>
+                                <w:t>REGISTRO</w:t>
                               </w:r>
-                            </w:p>
-                          </w:sdtContent>
-                        </w:sdt>
+                            </w:sdtContent>
+                          </w:sdt>
+                          <w:r>
+                            <w:rPr>
+                              <w:b/>
+                              <w:kern w:val="0"/>
+                              <w14:ligatures w14:val="none"/>
+                            </w:rPr>
+                            <w:t>DE REQUISITOS</w:t>
+                          </w:r>
+                        </w:p>
                       </w:txbxContent>
                     </wps:txbx>
                     <wps:bodyPr rot="0" spcFirstLastPara="0" vertOverflow="overflow" horzOverflow="overflow" vert="horz" wrap="square" lIns="91440" tIns="45720" rIns="91440" bIns="45720" numCol="1" spcCol="0" rtlCol="0" fromWordArt="0" anchor="ctr" anchorCtr="0" forceAA="0" compatLnSpc="1">
@@ -6533,45 +6525,54 @@
             </wp:anchor>
           </w:drawing>
         </mc:Choice>
-        <mc:Fallback>
+        <mc:Fallback xmlns:arto="http://schemas.microsoft.com/office/word/2006/arto" xmlns:a="http://schemas.openxmlformats.org/drawingml/2006/main">
           <w:pict>
-            <v:rect w14:anchorId="505419E7" id="Rectángulo 200" o:spid="_x0000_s1026" style="position:absolute;margin-left:0;margin-top:0;width:468.5pt;height:21.3pt;z-index:-251658240;visibility:visible;mso-wrap-style:square;mso-width-percent:1000;mso-height-percent:27;mso-top-percent:45;mso-wrap-distance-left:9.35pt;mso-wrap-distance-top:0;mso-wrap-distance-right:9.35pt;mso-wrap-distance-bottom:0;mso-position-horizontal:center;mso-position-horizontal-relative:margin;mso-position-vertical-relative:page;mso-width-percent:1000;mso-height-percent:27;mso-top-percent:45;mso-width-relative:margin;mso-height-relative:page;v-text-anchor:middle" o:gfxdata="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" o:allowoverlap="f" fillcolor="#156082 [3204]" stroked="f" strokeweight="1.5pt">
+            <v:rect id="Rectángulo 200" style="position:absolute;margin-left:0;margin-top:0;width:468.5pt;height:21.3pt;z-index:-251658240;visibility:visible;mso-wrap-style:square;mso-width-percent:1000;mso-height-percent:27;mso-top-percent:45;mso-wrap-distance-left:9.35pt;mso-wrap-distance-top:0;mso-wrap-distance-right:9.35pt;mso-wrap-distance-bottom:0;mso-position-horizontal:center;mso-position-horizontal-relative:margin;mso-position-vertical-relative:page;mso-width-percent:1000;mso-height-percent:27;mso-top-percent:45;mso-width-relative:margin;mso-height-relative:page;v-text-anchor:middle" o:spid="_x0000_s1026" o:allowoverlap="f" fillcolor="#156082 [3204]" stroked="f" strokeweight="1.5pt" w14:anchorId="505419E7" o:gfxdata="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">
               <v:textbox style="mso-fit-shape-to-text:t">
                 <w:txbxContent>
-                  <w:sdt>
-                    <w:sdtPr>
+                  <w:p>
+                    <w:pPr>
+                      <w:pStyle w:val="Header"/>
+                      <w:jc w:val="center"/>
                       <w:rPr>
                         <w:b/>
                         <w:kern w:val="0"/>
                         <w14:ligatures w14:val="none"/>
                       </w:rPr>
-                      <w:alias w:val="Título"/>
-                      <w:tag w:val=""/>
-                      <w:id w:val="1189017394"/>
-                      <w:dataBinding w:prefixMappings="xmlns:ns0='http://purl.org/dc/elements/1.1/' xmlns:ns1='http://schemas.openxmlformats.org/package/2006/metadata/core-properties' " w:xpath="/ns1:coreProperties[1]/ns0:title[1]" w:storeItemID="{6C3C8BC8-F283-45AE-878A-BAB7291924A1}"/>
-                      <w:text/>
-                    </w:sdtPr>
-                    <w:sdtContent>
-                      <w:p>
-                        <w:pPr>
-                          <w:pStyle w:val="Header"/>
-                          <w:jc w:val="center"/>
-                          <w:rPr>
-                            <w:caps/>
-                            <w:color w:val="FFFFFF" w:themeColor="background1"/>
-                          </w:rPr>
-                        </w:pPr>
+                    </w:pPr>
+                    <w:sdt>
+                      <w:sdtPr>
+                        <w:rPr>
+                          <w:b/>
+                          <w:kern w:val="0"/>
+                          <w14:ligatures w14:val="none"/>
+                        </w:rPr>
+                        <w:alias w:val="Título"/>
+                        <w:tag w:val=""/>
+                        <w:id w:val="1189017394"/>
+                        <w:dataBinding w:prefixMappings="xmlns:ns0='http://purl.org/dc/elements/1.1/' xmlns:ns1='http://schemas.openxmlformats.org/package/2006/metadata/core-properties' " w:xpath="/ns1:coreProperties[1]/ns0:title[1]" w:storeItemID="{6C3C8BC8-F283-45AE-878A-BAB7291924A1}"/>
+                        <w:text/>
+                      </w:sdtPr>
+                      <w:sdtContent>
                         <w:r>
                           <w:rPr>
                             <w:b/>
                             <w:kern w:val="0"/>
                             <w14:ligatures w14:val="none"/>
                           </w:rPr>
-                          <w:t>LISTA DE HITOS</w:t>
+                          <w:t>REGISTRO</w:t>
                         </w:r>
-                      </w:p>
-                    </w:sdtContent>
-                  </w:sdt>
+                      </w:sdtContent>
+                    </w:sdt>
+                    <w:r>
+                      <w:rPr>
+                        <w:b/>
+                        <w:kern w:val="0"/>
+                        <w14:ligatures w14:val="none"/>
+                      </w:rPr>
+                      <w:t>DE REQUISITOS</w:t>
+                    </w:r>
+                  </w:p>
                 </w:txbxContent>
               </v:textbox>
               <w10:wrap type="square" anchorx="margin" anchory="page"/>
@@ -7928,4 +7929,16 @@
     </a:ext>
   </a:extLst>
 </a:theme>
+</file>
+
+<file path=customXml/item1.xml><?xml version="1.0" encoding="utf-8"?>
+<b:Sources xmlns:b="http://schemas.openxmlformats.org/officeDocument/2006/bibliography" xmlns="http://schemas.openxmlformats.org/officeDocument/2006/bibliography" SelectedStyle="\APASixthEditionOfficeOnline.xsl" StyleName="APA" Version="6"/>
+</file>
+
+<file path=customXml/itemProps1.xml><?xml version="1.0" encoding="utf-8"?>
+<ds:datastoreItem xmlns:ds="http://schemas.openxmlformats.org/officeDocument/2006/customXml" ds:itemID="{B299E542-0751-4917-9629-33052F4F08DD}">
+  <ds:schemaRefs>
+    <ds:schemaRef ds:uri="http://schemas.openxmlformats.org/officeDocument/2006/bibliography"/>
+  </ds:schemaRefs>
+</ds:datastoreItem>
 </file>
--- a/Documentacion/Registros/REGISTRO DE REQUISITOS.docx
+++ b/Documentacion/Registros/REGISTRO DE REQUISITOS.docx
@@ -6484,7 +6484,6 @@
                               <w:dataBinding w:prefixMappings="xmlns:ns0='http://purl.org/dc/elements/1.1/' xmlns:ns1='http://schemas.openxmlformats.org/package/2006/metadata/core-properties' " w:xpath="/ns1:coreProperties[1]/ns0:title[1]" w:storeItemID="{6C3C8BC8-F283-45AE-878A-BAB7291924A1}"/>
                               <w:text/>
                             </w:sdtPr>
-                            <w:sdtEndPr/>
                             <w:sdtContent>
                               <w:r>
                                 <w:rPr>
@@ -6525,7 +6524,7 @@
             </wp:anchor>
           </w:drawing>
         </mc:Choice>
-        <mc:Fallback xmlns:arto="http://schemas.microsoft.com/office/word/2006/arto" xmlns:a="http://schemas.openxmlformats.org/drawingml/2006/main">
+        <mc:Fallback xmlns:a="http://schemas.openxmlformats.org/drawingml/2006/main" xmlns:arto="http://schemas.microsoft.com/office/word/2006/arto">
           <w:pict>
             <v:rect id="Rectángulo 200" style="position:absolute;margin-left:0;margin-top:0;width:468.5pt;height:21.3pt;z-index:-251658240;visibility:visible;mso-wrap-style:square;mso-width-percent:1000;mso-height-percent:27;mso-top-percent:45;mso-wrap-distance-left:9.35pt;mso-wrap-distance-top:0;mso-wrap-distance-right:9.35pt;mso-wrap-distance-bottom:0;mso-position-horizontal:center;mso-position-horizontal-relative:margin;mso-position-vertical-relative:page;mso-width-percent:1000;mso-height-percent:27;mso-top-percent:45;mso-width-relative:margin;mso-height-relative:page;v-text-anchor:middle" o:spid="_x0000_s1026" o:allowoverlap="f" fillcolor="#156082 [3204]" stroked="f" strokeweight="1.5pt" w14:anchorId="505419E7" o:gfxdata="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">
               <v:textbox style="mso-fit-shape-to-text:t">
